--- a/blogs/1-Affordable-Protein-Rich-Nigerian-Meals.docx
+++ b/blogs/1-Affordable-Protein-Rich-Nigerian-Meals.docx
@@ -542,7 +542,7 @@
         </w:rPr>
         <w:t xml:space="preserve">Addme Noodlemate already combines real protein, either chicken or crayfish, with dried vegetables and seasoning in one pack. You add water and noodles, and in a few minutes you have a meal with protein and vegetables already built in. Adding a boiled or fried egg on top gives you two protein sources in one bowl, which is a simple way to stretch your protein further on a tight schedule. See the </w:t>
       </w:r>
-      <w:hyperlink w:history="1" r:id="rId4__pyykjc6vivkphdrney">
+      <w:hyperlink w:history="1" r:id="rIdujxhktglexcmrgl1ukro5">
         <w:r>
           <w:rPr>
             <w:rStyle w:val="Hyperlink"/>
@@ -559,7 +559,7 @@
         </w:rPr>
         <w:t xml:space="preserve"> and </w:t>
       </w:r>
-      <w:hyperlink w:history="1" r:id="rId2xcjnte6l6hp9cgqmdcbo">
+      <w:hyperlink w:history="1" r:id="rIdl3c92wg6spzkavvqpvmts">
         <w:r>
           <w:rPr>
             <w:rStyle w:val="Hyperlink"/>
@@ -588,7 +588,7 @@
         </w:rPr>
         <w:t xml:space="preserve">If you already have your own protein at home, such as leftover beans, boiled eggs, or grilled fish, </w:t>
       </w:r>
-      <w:hyperlink w:history="1" r:id="rIdotuozvrego6hprpwbegs7">
+      <w:hyperlink w:history="1" r:id="rIdxozatxcbcph5f_9lmcm5i">
         <w:r>
           <w:rPr>
             <w:rStyle w:val="Hyperlink"/>
@@ -617,7 +617,7 @@
         </w:rPr>
         <w:t xml:space="preserve">For more ideas on building complete meals without spending more, read our guide on </w:t>
       </w:r>
-      <w:hyperlink w:history="1" r:id="rIdrzu0s8gxr70yrx0nsqnte">
+      <w:hyperlink w:history="1" r:id="rIdqukimrcaos-av5bzgikzu">
         <w:r>
           <w:rPr>
             <w:rStyle w:val="Hyperlink"/>
@@ -1180,7 +1180,7 @@
         </w:rPr>
         <w:t xml:space="preserve">You do not need an expensive shopping list to eat protein rich meals in Nigeria. Beans, fish, and eggs already do the heavy lifting, and they are foods most homes already buy. The real challenge is usually time, not money. Addme meal mixes are built to close that gap, giving you protein, vegetables, and seasoning ready to go so you can put a complete meal on the table even on your busiest days. Explore the full </w:t>
       </w:r>
-      <w:hyperlink w:history="1" r:id="rIdds7mzcgfuuoenaphttgm9">
+      <w:hyperlink w:history="1" r:id="rIdwbsy1rof1icq60jbxfhm2">
         <w:r>
           <w:rPr>
             <w:rStyle w:val="Hyperlink"/>

--- a/blogs/1-Affordable-Protein-Rich-Nigerian-Meals.docx
+++ b/blogs/1-Affordable-Protein-Rich-Nigerian-Meals.docx
@@ -542,7 +542,7 @@
         </w:rPr>
         <w:t xml:space="preserve">Addme Noodlemate already combines real protein, either chicken or crayfish, with dried vegetables and seasoning in one pack. You add water and noodles, and in a few minutes you have a meal with protein and vegetables already built in. Adding a boiled or fried egg on top gives you two protein sources in one bowl, which is a simple way to stretch your protein further on a tight schedule. See the </w:t>
       </w:r>
-      <w:hyperlink w:history="1" r:id="rIdujxhktglexcmrgl1ukro5">
+      <w:hyperlink w:history="1" r:id="rIds9ga0zbqdk6tez1gg3-oc">
         <w:r>
           <w:rPr>
             <w:rStyle w:val="Hyperlink"/>
@@ -559,7 +559,7 @@
         </w:rPr>
         <w:t xml:space="preserve"> and </w:t>
       </w:r>
-      <w:hyperlink w:history="1" r:id="rIdl3c92wg6spzkavvqpvmts">
+      <w:hyperlink w:history="1" r:id="rIda3vxfngzpdtr_xbhgd9in">
         <w:r>
           <w:rPr>
             <w:rStyle w:val="Hyperlink"/>
@@ -588,7 +588,7 @@
         </w:rPr>
         <w:t xml:space="preserve">If you already have your own protein at home, such as leftover beans, boiled eggs, or grilled fish, </w:t>
       </w:r>
-      <w:hyperlink w:history="1" r:id="rIdxozatxcbcph5f_9lmcm5i">
+      <w:hyperlink w:history="1" r:id="rIdw3ioi9snut4s03dm0knr9">
         <w:r>
           <w:rPr>
             <w:rStyle w:val="Hyperlink"/>
@@ -617,7 +617,7 @@
         </w:rPr>
         <w:t xml:space="preserve">For more ideas on building complete meals without spending more, read our guide on </w:t>
       </w:r>
-      <w:hyperlink w:history="1" r:id="rIdqukimrcaos-av5bzgikzu">
+      <w:hyperlink w:history="1" r:id="rId1aftd3roe_67bxxm5qpg3">
         <w:r>
           <w:rPr>
             <w:rStyle w:val="Hyperlink"/>
@@ -1180,7 +1180,7 @@
         </w:rPr>
         <w:t xml:space="preserve">You do not need an expensive shopping list to eat protein rich meals in Nigeria. Beans, fish, and eggs already do the heavy lifting, and they are foods most homes already buy. The real challenge is usually time, not money. Addme meal mixes are built to close that gap, giving you protein, vegetables, and seasoning ready to go so you can put a complete meal on the table even on your busiest days. Explore the full </w:t>
       </w:r>
-      <w:hyperlink w:history="1" r:id="rIdwbsy1rof1icq60jbxfhm2">
+      <w:hyperlink w:history="1" r:id="rIdbrshhoyurmtufaj7t3h7c">
         <w:r>
           <w:rPr>
             <w:rStyle w:val="Hyperlink"/>
